--- a/submission/final/InfraPilot_AI_交通全场景智能应用设计报告.docx
+++ b/submission/final/InfraPilot_AI_交通全场景智能应用设计报告.docx
@@ -309,7 +309,7 @@
           <w:color w:val="000000"/>
           <w:sz w:val="28"/>
         </w:rPr>
-        <w:t xml:space="preserve">• </w:t>
+        <w:t>• 验证：34 项基准测试与 39 项自动化测试全部通过，覆盖 18 条中英文事件、10 个整改前后复检场景和 6 项治理检查；均为合成数据环境下的工程验证。</w:t>
       </w:r>
       <w:r>
         <w:rPr>
@@ -318,7 +318,6 @@
           <w:color w:val="000000"/>
           <w:sz w:val="28"/>
         </w:rPr>
-        <w:t>验证</w:t>
       </w:r>
       <w:r>
         <w:rPr>
@@ -327,7 +326,6 @@
           <w:color w:val="000000"/>
           <w:sz w:val="28"/>
         </w:rPr>
-        <w:t>：34 项基准测试与 29 项自动化测试全部通过，覆盖 18 条中英文事件、10 个整改前后复检场景和 6 项治理检查；均为合成数据环境下的工程验证。</w:t>
       </w:r>
     </w:p>
     <w:p>
@@ -6438,7 +6436,7 @@
           <w:color w:val="000000"/>
           <w:sz w:val="30"/>
         </w:rPr>
-        <w:t>事件集包含中英文上报和三条对抗性文本（“knowledge/ledge/edgeless”、与施工无关的会议通知），均未被误判为高风险。复检的 10 个场景为：正常复检、原照片复用、整改前照片翻拍、派发前拍摄、围栏外拍摄、无定位未确认、无定位已确认、整改人自检、任务未完成、隐患未消除，系统对每个场景的判定均符合预期，并在回执中指出不通过的具体核验项。治理检查包括未批准派发、非人员审批、未复检关闭、批准后改分析、时限超期识别和先例沉淀。29 项自动化测试覆盖感知、生命周期、API 和 MCP。</w:t>
+        <w:t>事件集包含中英文上报和三条对抗性文本（“knowledge/ledge/edgeless”、与施工无关的会议通知），均未被误判为高风险。复检的 10 个场景为：正常复检、原照片复用、整改前照片翻拍、派发前拍摄、围栏外拍摄、无定位未确认、无定位已确认、整改人自检、任务未完成、隐患未消除，系统对每个场景的判定均符合预期，并在回执中指出不通过的具体核验项。治理检查包括未批准派发、非人员审批、未复检关闭、批准后改分析、时限超期识别和先例沉淀。39 项自动化测试覆盖感知、生命周期、模型与视觉路径的受控降级、API 和 MCP。</w:t>
       </w:r>
     </w:p>
     <w:p>
@@ -8252,7 +8250,7 @@
                 <w:color w:val="000000"/>
                 <w:sz w:val="21"/>
               </w:rPr>
-              <w:t>第五章 34 项基准与 29 项测试，感知哈希距离实测</w:t>
+              <w:t>第五章 34 项基准与 39 项测试，感知哈希距离实测</w:t>
             </w:r>
           </w:p>
         </w:tc>
@@ -8458,7 +8456,7 @@
         <w:widowControl/>
         <w:spacing w:line="540" w:lineRule="exact" w:after="0"/>
         <w:ind w:firstLine="639"/>
-        <w:jc w:val="both"/>
+        <w:jc w:val="left"/>
       </w:pPr>
       <w:r>
         <w:rPr>
@@ -8467,7 +8465,7 @@
           <w:color w:val="000000"/>
           <w:sz w:val="30"/>
         </w:rPr>
-        <w:t>安装与启动：</w:t>
+        <w:t>安装与启动：pip install -r requirements.txt，./run.sh，本地浏览器打开 http://127.0.0.1:8101。在线演示：https://infrapilot-ai-production-cd4c.up.railway.app。Railway 生产环境使用独立的 /data 持久化卷。</w:t>
       </w:r>
       <w:r>
         <w:rPr>
@@ -8476,7 +8474,6 @@
           <w:color w:val="000000"/>
           <w:sz w:val="21"/>
         </w:rPr>
-        <w:t>pip install -r requirements.txt</w:t>
       </w:r>
       <w:r>
         <w:rPr>
@@ -8485,7 +8482,6 @@
           <w:color w:val="000000"/>
           <w:sz w:val="30"/>
         </w:rPr>
-        <w:t>，</w:t>
       </w:r>
       <w:r>
         <w:rPr>
@@ -8494,7 +8490,6 @@
           <w:color w:val="000000"/>
           <w:sz w:val="21"/>
         </w:rPr>
-        <w:t>./run.sh</w:t>
       </w:r>
       <w:r>
         <w:rPr>
@@ -8503,7 +8498,6 @@
           <w:color w:val="000000"/>
           <w:sz w:val="30"/>
         </w:rPr>
-        <w:t xml:space="preserve">，浏览器打开 </w:t>
       </w:r>
       <w:r>
         <w:rPr>
@@ -8512,7 +8506,6 @@
           <w:color w:val="000000"/>
           <w:sz w:val="21"/>
         </w:rPr>
-        <w:t>http://127.0.0.1:8101</w:t>
       </w:r>
       <w:r>
         <w:rPr>
@@ -8521,7 +8514,6 @@
           <w:color w:val="000000"/>
           <w:sz w:val="30"/>
         </w:rPr>
-        <w:t>。</w:t>
       </w:r>
     </w:p>
     <w:p>
@@ -8667,6 +8659,7 @@
     </w:p>
     <w:sectPr>
       <w:footerReference r:id="rId5" w:type="default"/>
+      <w:headerReference w:type="default" r:id="rId14"/>
       <w:pgSz w:w="11906" w:h="16838"/>
       <w:pgMar w:top="1440" w:right="1633" w:bottom="1440" w:left="1587" w:header="851" w:footer="992" w:gutter="0"/>
       <w:pgNumType w:fmt="decimal" w:start="1"/>
@@ -8859,6 +8852,16 @@
     </w:p>
   </w:footnote>
 </w:footnotes>
+</file>
+
+<file path=word/header1.xml><?xml version="1.0" encoding="utf-8"?>
+<w:hdr xmlns:m="http://schemas.openxmlformats.org/officeDocument/2006/math" xmlns:mc="http://schemas.openxmlformats.org/markup-compatibility/2006" xmlns:mo="http://schemas.microsoft.com/office/mac/office/2008/main" xmlns:mv="urn:schemas-microsoft-com:mac:vml" xmlns:o="urn:schemas-microsoft-com:office:office" xmlns:r="http://schemas.openxmlformats.org/officeDocument/2006/relationships" xmlns:v="urn:schemas-microsoft-com:vml" xmlns:w10="urn:schemas-microsoft-com:office:word" xmlns:w14="http://schemas.microsoft.com/office/word/2010/wordml" xmlns:w="http://schemas.openxmlformats.org/wordprocessingml/2006/main" xmlns:wne="http://schemas.microsoft.com/office/word/2006/wordml" xmlns:wp14="http://schemas.microsoft.com/office/word/2010/wordprocessingDrawing" xmlns:wp="http://schemas.openxmlformats.org/drawingml/2006/wordprocessingDrawing" xmlns:wpc="http://schemas.microsoft.com/office/word/2010/wordprocessingCanvas" xmlns:wpg="http://schemas.microsoft.com/office/word/2010/wordprocessingGroup" xmlns:wpi="http://schemas.microsoft.com/office/word/2010/wordprocessingInk" xmlns:wps="http://schemas.microsoft.com/office/word/2010/wordprocessingShape" mc:Ignorable="w14 wp14">
+  <w:p>
+    <w:pPr>
+      <w:pStyle w:val="Header"/>
+    </w:pPr>
+  </w:p>
+</w:hdr>
 </file>
 
 <file path=word/numbering.xml><?xml version="1.0" encoding="utf-8"?>
